--- a/public/templates/procuracao.docx
+++ b/public/templates/procuracao.docx
@@ -49,10 +49,10 @@
       </w:pPr>
       <w:r>
         <w:rPr>
-          <w:rFonts w:ascii="Arial" w:hAnsi="Arial" w:eastAsia="Arial" w:cs="Arial"/>
+          <w:rFonts w:asciiTheme="minorHAnsi" w:eastAsiaTheme="minorHAnsi" w:hAnsiTheme="minorHAnsi" w:cstheme="minorHAnsi"/>
           <w:b w:val="0"/>
           <w:i w:val="0"/>
-          <w:sz w:val="14"/>
+          <w:sz w:val="20"/>
         </w:rPr>
         <w:t>AV: ANDRÔMEDA, 3521 – CEP 12.233-000 – SÃO JOSÉ DOS CAMPOS – SP</w:t>
       </w:r>
@@ -64,10 +64,10 @@
       </w:pPr>
       <w:r>
         <w:rPr>
-          <w:rFonts w:ascii="Arial" w:hAnsi="Arial" w:eastAsia="Arial" w:cs="Arial"/>
+          <w:rFonts w:asciiTheme="minorHAnsi" w:eastAsiaTheme="minorHAnsi" w:hAnsiTheme="minorHAnsi" w:cstheme="minorHAnsi"/>
           <w:b w:val="0"/>
           <w:i w:val="0"/>
-          <w:sz w:val="14"/>
+          <w:sz w:val="20"/>
         </w:rPr>
         <w:t>TELEFONE: (12) 3917-3777 / (12) 99662-6666</w:t>
       </w:r>
@@ -79,10 +79,10 @@
       </w:pPr>
       <w:r>
         <w:rPr>
-          <w:rFonts w:ascii="Arial" w:hAnsi="Arial" w:eastAsia="Arial" w:cs="Arial"/>
+          <w:rFonts w:asciiTheme="minorHAnsi" w:eastAsiaTheme="minorHAnsi" w:hAnsiTheme="minorHAnsi" w:cstheme="minorHAnsi"/>
           <w:b w:val="0"/>
           <w:i w:val="0"/>
-          <w:sz w:val="14"/>
+          <w:sz w:val="20"/>
         </w:rPr>
         <w:t>CNPJ: 67.806.748/0001-57</w:t>
       </w:r>
@@ -93,7 +93,7 @@
         <w:spacing w:after="100" w:line="240" w:lineRule="auto" w:before="80"/>
         <w:jc w:val="center"/>
         <w:rPr>
-          <w:rFonts w:ascii="Arial" w:hAnsi="Arial" w:cs="Arial"/>
+          <w:rFonts w:asciiTheme="minorHAnsi" w:eastAsiaTheme="minorHAnsi" w:hAnsiTheme="minorHAnsi" w:cstheme="minorHAnsi"/>
           <w:b/>
           <w:sz w:val="40"/>
           <w:szCs w:val="40"/>
@@ -101,7 +101,7 @@
       </w:pPr>
       <w:r>
         <w:rPr>
-          <w:rFonts w:ascii="Arial" w:hAnsi="Arial" w:cs="Arial" w:eastAsia="Arial"/>
+          <w:rFonts w:asciiTheme="minorHAnsi" w:eastAsiaTheme="minorHAnsi" w:hAnsiTheme="minorHAnsi" w:cstheme="minorHAnsi"/>
           <w:b/>
           <w:sz w:val="28"/>
           <w:szCs w:val="40"/>
@@ -115,14 +115,14 @@
         <w:spacing w:after="40" w:line="259" w:lineRule="auto" w:before="0"/>
         <w:jc w:val="both"/>
         <w:rPr>
-          <w:rFonts w:ascii="Arial" w:hAnsi="Arial" w:cs="Arial"/>
-          <w:sz w:val="24"/>
-          <w:szCs w:val="24"/>
-        </w:rPr>
-      </w:pPr>
-      <w:r>
-        <w:rPr>
-          <w:rFonts w:ascii="Arial" w:hAnsi="Arial" w:cs="Arial" w:eastAsia="Arial"/>
+          <w:rFonts w:asciiTheme="minorHAnsi" w:eastAsiaTheme="minorHAnsi" w:hAnsiTheme="minorHAnsi" w:cstheme="minorHAnsi"/>
+          <w:sz w:val="24"/>
+          <w:szCs w:val="24"/>
+        </w:rPr>
+      </w:pPr>
+      <w:r>
+        <w:rPr>
+          <w:rFonts w:asciiTheme="minorHAnsi" w:eastAsiaTheme="minorHAnsi" w:hAnsiTheme="minorHAnsi" w:cstheme="minorHAnsi"/>
           <w:b/>
           <w:sz w:val="20"/>
           <w:szCs w:val="24"/>
@@ -131,7 +131,7 @@
       </w:r>
       <w:r>
         <w:rPr>
-          <w:rFonts w:ascii="Arial" w:hAnsi="Arial" w:cs="Arial" w:eastAsia="Arial"/>
+          <w:rFonts w:asciiTheme="minorHAnsi" w:eastAsiaTheme="minorHAnsi" w:hAnsiTheme="minorHAnsi" w:cstheme="minorHAnsi"/>
           <w:b/>
           <w:sz w:val="20"/>
           <w:szCs w:val="24"/>
@@ -140,7 +140,7 @@
       <w:proofErr w:type="spellStart"/>
       <w:r>
         <w:rPr>
-          <w:rFonts w:ascii="Arial" w:hAnsi="Arial" w:cs="Arial" w:eastAsia="Arial"/>
+          <w:rFonts w:asciiTheme="minorHAnsi" w:eastAsiaTheme="minorHAnsi" w:hAnsiTheme="minorHAnsi" w:cstheme="minorHAnsi"/>
           <w:b/>
           <w:sz w:val="20"/>
           <w:szCs w:val="24"/>
@@ -149,35 +149,35 @@
       <w:proofErr w:type="spellEnd"/>
       <w:r>
         <w:rPr>
-          <w:rFonts w:ascii="Arial" w:hAnsi="Arial" w:cs="Arial" w:eastAsia="Arial"/>
-          <w:sz w:val="20"/>
-          <w:szCs w:val="24"/>
-        </w:rPr>
-      </w:r>
-      <w:r>
-        <w:rPr>
-          <w:rFonts w:ascii="Arial" w:hAnsi="Arial" w:cs="Arial" w:eastAsia="Arial"/>
-          <w:sz w:val="20"/>
-          <w:szCs w:val="24"/>
-        </w:rPr>
-      </w:r>
-      <w:r>
-        <w:rPr>
-          <w:rFonts w:ascii="Arial" w:hAnsi="Arial" w:cs="Arial" w:eastAsia="Arial"/>
-          <w:sz w:val="20"/>
-          <w:szCs w:val="24"/>
-        </w:rPr>
-      </w:r>
-      <w:r>
-        <w:rPr>
-          <w:rFonts w:ascii="Arial" w:hAnsi="Arial" w:cs="Arial" w:eastAsia="Arial"/>
-          <w:sz w:val="20"/>
-          <w:szCs w:val="24"/>
-        </w:rPr>
-      </w:r>
-      <w:r>
-        <w:rPr>
-          <w:rFonts w:ascii="Arial" w:hAnsi="Arial" w:cs="Arial" w:eastAsia="Arial"/>
+          <w:rFonts w:asciiTheme="minorHAnsi" w:eastAsiaTheme="minorHAnsi" w:hAnsiTheme="minorHAnsi" w:cstheme="minorHAnsi"/>
+          <w:sz w:val="20"/>
+          <w:szCs w:val="24"/>
+        </w:rPr>
+      </w:r>
+      <w:r>
+        <w:rPr>
+          <w:rFonts w:asciiTheme="minorHAnsi" w:eastAsiaTheme="minorHAnsi" w:hAnsiTheme="minorHAnsi" w:cstheme="minorHAnsi"/>
+          <w:sz w:val="20"/>
+          <w:szCs w:val="24"/>
+        </w:rPr>
+      </w:r>
+      <w:r>
+        <w:rPr>
+          <w:rFonts w:asciiTheme="minorHAnsi" w:eastAsiaTheme="minorHAnsi" w:hAnsiTheme="minorHAnsi" w:cstheme="minorHAnsi"/>
+          <w:sz w:val="20"/>
+          <w:szCs w:val="24"/>
+        </w:rPr>
+      </w:r>
+      <w:r>
+        <w:rPr>
+          <w:rFonts w:asciiTheme="minorHAnsi" w:eastAsiaTheme="minorHAnsi" w:hAnsiTheme="minorHAnsi" w:cstheme="minorHAnsi"/>
+          <w:sz w:val="20"/>
+          <w:szCs w:val="24"/>
+        </w:rPr>
+      </w:r>
+      <w:r>
+        <w:rPr>
+          <w:rFonts w:asciiTheme="minorHAnsi" w:eastAsiaTheme="minorHAnsi" w:hAnsiTheme="minorHAnsi" w:cstheme="minorHAnsi"/>
           <w:sz w:val="20"/>
           <w:szCs w:val="24"/>
         </w:rPr>
@@ -185,14 +185,14 @@
       <w:proofErr w:type="spellStart"/>
       <w:r>
         <w:rPr>
-          <w:rFonts w:ascii="Arial" w:hAnsi="Arial" w:cs="Arial" w:eastAsia="Arial"/>
-          <w:sz w:val="20"/>
-          <w:szCs w:val="24"/>
-        </w:rPr>
-      </w:r>
-      <w:r>
-        <w:rPr>
-          <w:rFonts w:ascii="Arial" w:hAnsi="Arial" w:cs="Arial" w:eastAsia="Arial"/>
+          <w:rFonts w:asciiTheme="minorHAnsi" w:eastAsiaTheme="minorHAnsi" w:hAnsiTheme="minorHAnsi" w:cstheme="minorHAnsi"/>
+          <w:sz w:val="20"/>
+          <w:szCs w:val="24"/>
+        </w:rPr>
+      </w:r>
+      <w:r>
+        <w:rPr>
+          <w:rFonts w:asciiTheme="minorHAnsi" w:eastAsiaTheme="minorHAnsi" w:hAnsiTheme="minorHAnsi" w:cstheme="minorHAnsi"/>
           <w:sz w:val="20"/>
           <w:szCs w:val="24"/>
         </w:rPr>
@@ -200,14 +200,14 @@
       <w:proofErr w:type="spellEnd"/>
       <w:r>
         <w:rPr>
-          <w:rFonts w:ascii="Arial" w:hAnsi="Arial" w:cs="Arial" w:eastAsia="Arial"/>
-          <w:sz w:val="20"/>
-          <w:szCs w:val="24"/>
-        </w:rPr>
-      </w:r>
-      <w:r>
-        <w:rPr>
-          <w:rFonts w:ascii="Arial" w:hAnsi="Arial" w:cs="Arial" w:eastAsia="Arial"/>
+          <w:rFonts w:asciiTheme="minorHAnsi" w:eastAsiaTheme="minorHAnsi" w:hAnsiTheme="minorHAnsi" w:cstheme="minorHAnsi"/>
+          <w:sz w:val="20"/>
+          <w:szCs w:val="24"/>
+        </w:rPr>
+      </w:r>
+      <w:r>
+        <w:rPr>
+          <w:rFonts w:asciiTheme="minorHAnsi" w:eastAsiaTheme="minorHAnsi" w:hAnsiTheme="minorHAnsi" w:cstheme="minorHAnsi"/>
           <w:sz w:val="20"/>
           <w:szCs w:val="24"/>
         </w:rPr>
@@ -215,7 +215,7 @@
       <w:proofErr w:type="spellStart"/>
       <w:r>
         <w:rPr>
-          <w:rFonts w:ascii="Arial" w:hAnsi="Arial" w:cs="Arial" w:eastAsia="Arial"/>
+          <w:rFonts w:asciiTheme="minorHAnsi" w:eastAsiaTheme="minorHAnsi" w:hAnsiTheme="minorHAnsi" w:cstheme="minorHAnsi"/>
           <w:sz w:val="20"/>
           <w:szCs w:val="24"/>
         </w:rPr>
@@ -223,28 +223,28 @@
       <w:proofErr w:type="spellEnd"/>
       <w:r>
         <w:rPr>
-          <w:rFonts w:ascii="Arial" w:hAnsi="Arial" w:cs="Arial" w:eastAsia="Arial"/>
-          <w:sz w:val="20"/>
-          <w:szCs w:val="24"/>
-        </w:rPr>
-      </w:r>
-      <w:r>
-        <w:rPr>
-          <w:rFonts w:ascii="Arial" w:hAnsi="Arial" w:cs="Arial" w:eastAsia="Arial"/>
-          <w:sz w:val="20"/>
-          <w:szCs w:val="24"/>
-        </w:rPr>
-      </w:r>
-      <w:r>
-        <w:rPr>
-          <w:rFonts w:ascii="Arial" w:hAnsi="Arial" w:cs="Arial" w:eastAsia="Arial"/>
-          <w:sz w:val="20"/>
-          <w:szCs w:val="24"/>
-        </w:rPr>
-      </w:r>
-      <w:r>
-        <w:rPr>
-          <w:rFonts w:ascii="Arial" w:hAnsi="Arial" w:cs="Arial" w:eastAsia="Arial"/>
+          <w:rFonts w:asciiTheme="minorHAnsi" w:eastAsiaTheme="minorHAnsi" w:hAnsiTheme="minorHAnsi" w:cstheme="minorHAnsi"/>
+          <w:sz w:val="20"/>
+          <w:szCs w:val="24"/>
+        </w:rPr>
+      </w:r>
+      <w:r>
+        <w:rPr>
+          <w:rFonts w:asciiTheme="minorHAnsi" w:eastAsiaTheme="minorHAnsi" w:hAnsiTheme="minorHAnsi" w:cstheme="minorHAnsi"/>
+          <w:sz w:val="20"/>
+          <w:szCs w:val="24"/>
+        </w:rPr>
+      </w:r>
+      <w:r>
+        <w:rPr>
+          <w:rFonts w:asciiTheme="minorHAnsi" w:eastAsiaTheme="minorHAnsi" w:hAnsiTheme="minorHAnsi" w:cstheme="minorHAnsi"/>
+          <w:sz w:val="20"/>
+          <w:szCs w:val="24"/>
+        </w:rPr>
+      </w:r>
+      <w:r>
+        <w:rPr>
+          <w:rFonts w:asciiTheme="minorHAnsi" w:eastAsiaTheme="minorHAnsi" w:hAnsiTheme="minorHAnsi" w:cstheme="minorHAnsi"/>
           <w:sz w:val="20"/>
           <w:szCs w:val="24"/>
         </w:rPr>
@@ -252,21 +252,21 @@
       <w:proofErr w:type="gramStart"/>
       <w:r>
         <w:rPr>
-          <w:rFonts w:ascii="Arial" w:hAnsi="Arial" w:cs="Arial" w:eastAsia="Arial"/>
-          <w:sz w:val="20"/>
-          <w:szCs w:val="24"/>
-        </w:rPr>
-      </w:r>
-      <w:r>
-        <w:rPr>
-          <w:rFonts w:ascii="Arial" w:hAnsi="Arial" w:cs="Arial" w:eastAsia="Arial"/>
-          <w:sz w:val="20"/>
-          <w:szCs w:val="24"/>
-        </w:rPr>
-      </w:r>
-      <w:r>
-        <w:rPr>
-          <w:rFonts w:ascii="Arial" w:hAnsi="Arial" w:cs="Arial" w:eastAsia="Arial"/>
+          <w:rFonts w:asciiTheme="minorHAnsi" w:eastAsiaTheme="minorHAnsi" w:hAnsiTheme="minorHAnsi" w:cstheme="minorHAnsi"/>
+          <w:sz w:val="20"/>
+          <w:szCs w:val="24"/>
+        </w:rPr>
+      </w:r>
+      <w:r>
+        <w:rPr>
+          <w:rFonts w:asciiTheme="minorHAnsi" w:eastAsiaTheme="minorHAnsi" w:hAnsiTheme="minorHAnsi" w:cstheme="minorHAnsi"/>
+          <w:sz w:val="20"/>
+          <w:szCs w:val="24"/>
+        </w:rPr>
+      </w:r>
+      <w:r>
+        <w:rPr>
+          <w:rFonts w:asciiTheme="minorHAnsi" w:eastAsiaTheme="minorHAnsi" w:hAnsiTheme="minorHAnsi" w:cstheme="minorHAnsi"/>
           <w:sz w:val="20"/>
           <w:szCs w:val="24"/>
         </w:rPr>
@@ -274,14 +274,14 @@
       <w:proofErr w:type="gramEnd"/>
       <w:r>
         <w:rPr>
-          <w:rFonts w:ascii="Arial" w:hAnsi="Arial" w:cs="Arial" w:eastAsia="Arial"/>
-          <w:sz w:val="20"/>
-          <w:szCs w:val="24"/>
-        </w:rPr>
-      </w:r>
-      <w:r>
-        <w:rPr>
-          <w:rFonts w:ascii="Arial" w:hAnsi="Arial" w:cs="Arial" w:eastAsia="Arial"/>
+          <w:rFonts w:asciiTheme="minorHAnsi" w:eastAsiaTheme="minorHAnsi" w:hAnsiTheme="minorHAnsi" w:cstheme="minorHAnsi"/>
+          <w:sz w:val="20"/>
+          <w:szCs w:val="24"/>
+        </w:rPr>
+      </w:r>
+      <w:r>
+        <w:rPr>
+          <w:rFonts w:asciiTheme="minorHAnsi" w:eastAsiaTheme="minorHAnsi" w:hAnsiTheme="minorHAnsi" w:cstheme="minorHAnsi"/>
           <w:sz w:val="20"/>
           <w:szCs w:val="24"/>
         </w:rPr>
@@ -289,7 +289,7 @@
       <w:proofErr w:type="spellStart"/>
       <w:r>
         <w:rPr>
-          <w:rFonts w:ascii="Arial" w:hAnsi="Arial" w:cs="Arial" w:eastAsia="Arial"/>
+          <w:rFonts w:asciiTheme="minorHAnsi" w:eastAsiaTheme="minorHAnsi" w:hAnsiTheme="minorHAnsi" w:cstheme="minorHAnsi"/>
           <w:sz w:val="20"/>
           <w:szCs w:val="24"/>
         </w:rPr>
@@ -297,70 +297,70 @@
       <w:proofErr w:type="spellEnd"/>
       <w:r>
         <w:rPr>
-          <w:rFonts w:ascii="Arial" w:hAnsi="Arial" w:cs="Arial" w:eastAsia="Arial"/>
-          <w:sz w:val="20"/>
-          <w:szCs w:val="24"/>
-        </w:rPr>
-      </w:r>
-      <w:r>
-        <w:rPr>
-          <w:rFonts w:ascii="Arial" w:hAnsi="Arial" w:cs="Arial" w:eastAsia="Arial"/>
-          <w:sz w:val="20"/>
-          <w:szCs w:val="24"/>
-        </w:rPr>
-      </w:r>
-      <w:r>
-        <w:rPr>
-          <w:rFonts w:ascii="Arial" w:hAnsi="Arial" w:cs="Arial" w:eastAsia="Arial"/>
-          <w:sz w:val="20"/>
-          <w:szCs w:val="24"/>
-        </w:rPr>
-      </w:r>
-      <w:r>
-        <w:rPr>
-          <w:rFonts w:ascii="Arial" w:hAnsi="Arial" w:cs="Arial" w:eastAsia="Arial"/>
-          <w:sz w:val="20"/>
-          <w:szCs w:val="24"/>
-        </w:rPr>
-      </w:r>
-      <w:r>
-        <w:rPr>
-          <w:rFonts w:ascii="Arial" w:hAnsi="Arial" w:cs="Arial" w:eastAsia="Arial"/>
-          <w:sz w:val="20"/>
-          <w:szCs w:val="24"/>
-        </w:rPr>
-      </w:r>
-      <w:r>
-        <w:rPr>
-          <w:rFonts w:ascii="Arial" w:hAnsi="Arial" w:cs="Arial" w:eastAsia="Arial"/>
-          <w:sz w:val="20"/>
-          <w:szCs w:val="24"/>
-        </w:rPr>
-      </w:r>
-      <w:r>
-        <w:rPr>
-          <w:rFonts w:ascii="Arial" w:hAnsi="Arial" w:cs="Arial" w:eastAsia="Arial"/>
-          <w:sz w:val="20"/>
-          <w:szCs w:val="24"/>
-        </w:rPr>
-      </w:r>
-      <w:r>
-        <w:rPr>
-          <w:rFonts w:ascii="Arial" w:hAnsi="Arial" w:cs="Arial" w:eastAsia="Arial"/>
-          <w:sz w:val="20"/>
-          <w:szCs w:val="24"/>
-        </w:rPr>
-      </w:r>
-      <w:r>
-        <w:rPr>
-          <w:rFonts w:ascii="Arial" w:hAnsi="Arial" w:cs="Arial" w:eastAsia="Arial"/>
-          <w:sz w:val="20"/>
-          <w:szCs w:val="24"/>
-        </w:rPr>
-      </w:r>
-      <w:r>
-        <w:rPr>
-          <w:rFonts w:ascii="Arial" w:hAnsi="Arial" w:cs="Arial" w:eastAsia="Arial"/>
+          <w:rFonts w:asciiTheme="minorHAnsi" w:eastAsiaTheme="minorHAnsi" w:hAnsiTheme="minorHAnsi" w:cstheme="minorHAnsi"/>
+          <w:sz w:val="20"/>
+          <w:szCs w:val="24"/>
+        </w:rPr>
+      </w:r>
+      <w:r>
+        <w:rPr>
+          <w:rFonts w:asciiTheme="minorHAnsi" w:eastAsiaTheme="minorHAnsi" w:hAnsiTheme="minorHAnsi" w:cstheme="minorHAnsi"/>
+          <w:sz w:val="20"/>
+          <w:szCs w:val="24"/>
+        </w:rPr>
+      </w:r>
+      <w:r>
+        <w:rPr>
+          <w:rFonts w:asciiTheme="minorHAnsi" w:eastAsiaTheme="minorHAnsi" w:hAnsiTheme="minorHAnsi" w:cstheme="minorHAnsi"/>
+          <w:sz w:val="20"/>
+          <w:szCs w:val="24"/>
+        </w:rPr>
+      </w:r>
+      <w:r>
+        <w:rPr>
+          <w:rFonts w:asciiTheme="minorHAnsi" w:eastAsiaTheme="minorHAnsi" w:hAnsiTheme="minorHAnsi" w:cstheme="minorHAnsi"/>
+          <w:sz w:val="20"/>
+          <w:szCs w:val="24"/>
+        </w:rPr>
+      </w:r>
+      <w:r>
+        <w:rPr>
+          <w:rFonts w:asciiTheme="minorHAnsi" w:eastAsiaTheme="minorHAnsi" w:hAnsiTheme="minorHAnsi" w:cstheme="minorHAnsi"/>
+          <w:sz w:val="20"/>
+          <w:szCs w:val="24"/>
+        </w:rPr>
+      </w:r>
+      <w:r>
+        <w:rPr>
+          <w:rFonts w:asciiTheme="minorHAnsi" w:eastAsiaTheme="minorHAnsi" w:hAnsiTheme="minorHAnsi" w:cstheme="minorHAnsi"/>
+          <w:sz w:val="20"/>
+          <w:szCs w:val="24"/>
+        </w:rPr>
+      </w:r>
+      <w:r>
+        <w:rPr>
+          <w:rFonts w:asciiTheme="minorHAnsi" w:eastAsiaTheme="minorHAnsi" w:hAnsiTheme="minorHAnsi" w:cstheme="minorHAnsi"/>
+          <w:sz w:val="20"/>
+          <w:szCs w:val="24"/>
+        </w:rPr>
+      </w:r>
+      <w:r>
+        <w:rPr>
+          <w:rFonts w:asciiTheme="minorHAnsi" w:eastAsiaTheme="minorHAnsi" w:hAnsiTheme="minorHAnsi" w:cstheme="minorHAnsi"/>
+          <w:sz w:val="20"/>
+          <w:szCs w:val="24"/>
+        </w:rPr>
+      </w:r>
+      <w:r>
+        <w:rPr>
+          <w:rFonts w:asciiTheme="minorHAnsi" w:eastAsiaTheme="minorHAnsi" w:hAnsiTheme="minorHAnsi" w:cstheme="minorHAnsi"/>
+          <w:sz w:val="20"/>
+          <w:szCs w:val="24"/>
+        </w:rPr>
+      </w:r>
+      <w:r>
+        <w:rPr>
+          <w:rFonts w:asciiTheme="minorHAnsi" w:eastAsiaTheme="minorHAnsi" w:hAnsiTheme="minorHAnsi" w:cstheme="minorHAnsi"/>
           <w:sz w:val="20"/>
           <w:szCs w:val="24"/>
         </w:rPr>
@@ -372,14 +372,14 @@
         <w:spacing w:after="0" w:line="40" w:lineRule="exact" w:before="0"/>
         <w:jc w:val="both"/>
         <w:rPr>
-          <w:rFonts w:ascii="Arial" w:hAnsi="Arial" w:cs="Arial"/>
-          <w:sz w:val="24"/>
-          <w:szCs w:val="24"/>
-        </w:rPr>
-      </w:pPr>
-      <w:r>
-        <w:rPr>
-          <w:rFonts w:ascii="Arial" w:hAnsi="Arial" w:eastAsia="Arial" w:cs="Arial"/>
+          <w:rFonts w:asciiTheme="minorHAnsi" w:eastAsiaTheme="minorHAnsi" w:hAnsiTheme="minorHAnsi" w:cstheme="minorHAnsi"/>
+          <w:sz w:val="24"/>
+          <w:szCs w:val="24"/>
+        </w:rPr>
+      </w:pPr>
+      <w:r>
+        <w:rPr>
+          <w:rFonts w:asciiTheme="minorHAnsi" w:eastAsiaTheme="minorHAnsi" w:hAnsiTheme="minorHAnsi" w:cstheme="minorHAnsi"/>
           <w:sz w:val="4"/>
         </w:rPr>
       </w:r>
@@ -390,14 +390,14 @@
         <w:spacing w:after="40" w:line="259" w:lineRule="auto" w:before="0"/>
         <w:jc w:val="both"/>
         <w:rPr>
-          <w:rFonts w:ascii="Arial" w:hAnsi="Arial" w:cs="Arial"/>
-          <w:sz w:val="24"/>
-          <w:szCs w:val="24"/>
-        </w:rPr>
-      </w:pPr>
-      <w:r>
-        <w:rPr>
-          <w:rFonts w:ascii="Arial" w:hAnsi="Arial" w:cs="Arial" w:eastAsia="Arial"/>
+          <w:rFonts w:asciiTheme="minorHAnsi" w:eastAsiaTheme="minorHAnsi" w:hAnsiTheme="minorHAnsi" w:cstheme="minorHAnsi"/>
+          <w:sz w:val="24"/>
+          <w:szCs w:val="24"/>
+        </w:rPr>
+      </w:pPr>
+      <w:r>
+        <w:rPr>
+          <w:rFonts w:asciiTheme="minorHAnsi" w:eastAsiaTheme="minorHAnsi" w:hAnsiTheme="minorHAnsi" w:cstheme="minorHAnsi"/>
           <w:b/>
           <w:sz w:val="20"/>
           <w:szCs w:val="24"/>
@@ -406,7 +406,7 @@
       </w:r>
       <w:r>
         <w:rPr>
-          <w:rFonts w:ascii="Arial" w:hAnsi="Arial" w:cs="Arial" w:eastAsia="Arial"/>
+          <w:rFonts w:asciiTheme="minorHAnsi" w:eastAsiaTheme="minorHAnsi" w:hAnsiTheme="minorHAnsi" w:cstheme="minorHAnsi"/>
           <w:sz w:val="20"/>
           <w:szCs w:val="24"/>
         </w:rPr>
@@ -414,7 +414,7 @@
       </w:r>
       <w:r>
         <w:rPr>
-          <w:rFonts w:ascii="Arial" w:hAnsi="Arial" w:cs="Arial" w:eastAsia="Arial"/>
+          <w:rFonts w:asciiTheme="minorHAnsi" w:eastAsiaTheme="minorHAnsi" w:hAnsiTheme="minorHAnsi" w:cstheme="minorHAnsi"/>
           <w:b/>
           <w:sz w:val="20"/>
           <w:szCs w:val="24"/>
@@ -423,7 +423,7 @@
       </w:r>
       <w:r>
         <w:rPr>
-          <w:rFonts w:ascii="Arial" w:hAnsi="Arial" w:cs="Arial" w:eastAsia="Arial"/>
+          <w:rFonts w:asciiTheme="minorHAnsi" w:eastAsiaTheme="minorHAnsi" w:hAnsiTheme="minorHAnsi" w:cstheme="minorHAnsi"/>
           <w:sz w:val="20"/>
           <w:szCs w:val="24"/>
         </w:rPr>
@@ -431,7 +431,7 @@
       </w:r>
       <w:r>
         <w:rPr>
-          <w:rFonts w:ascii="Arial" w:hAnsi="Arial" w:cs="Arial" w:eastAsia="Arial"/>
+          <w:rFonts w:asciiTheme="minorHAnsi" w:eastAsiaTheme="minorHAnsi" w:hAnsiTheme="minorHAnsi" w:cstheme="minorHAnsi"/>
           <w:sz w:val="20"/>
           <w:szCs w:val="24"/>
         </w:rPr>
@@ -439,7 +439,7 @@
       </w:r>
       <w:r>
         <w:rPr>
-          <w:rFonts w:ascii="Arial" w:hAnsi="Arial" w:cs="Arial" w:eastAsia="Arial"/>
+          <w:rFonts w:asciiTheme="minorHAnsi" w:eastAsiaTheme="minorHAnsi" w:hAnsiTheme="minorHAnsi" w:cstheme="minorHAnsi"/>
           <w:sz w:val="20"/>
           <w:szCs w:val="24"/>
         </w:rPr>
@@ -447,7 +447,7 @@
       </w:r>
       <w:r>
         <w:rPr>
-          <w:rFonts w:ascii="Arial" w:hAnsi="Arial" w:cs="Arial" w:eastAsia="Arial"/>
+          <w:rFonts w:asciiTheme="minorHAnsi" w:eastAsiaTheme="minorHAnsi" w:hAnsiTheme="minorHAnsi" w:cstheme="minorHAnsi"/>
           <w:sz w:val="20"/>
           <w:szCs w:val="24"/>
         </w:rPr>
@@ -460,14 +460,14 @@
         <w:spacing w:after="0" w:line="40" w:lineRule="exact" w:before="0"/>
         <w:jc w:val="both"/>
         <w:rPr>
-          <w:rFonts w:ascii="Arial" w:hAnsi="Arial" w:cs="Arial"/>
-          <w:sz w:val="24"/>
-          <w:szCs w:val="24"/>
-        </w:rPr>
-      </w:pPr>
-      <w:r>
-        <w:rPr>
-          <w:rFonts w:ascii="Arial" w:hAnsi="Arial" w:eastAsia="Arial" w:cs="Arial"/>
+          <w:rFonts w:asciiTheme="minorHAnsi" w:eastAsiaTheme="minorHAnsi" w:hAnsiTheme="minorHAnsi" w:cstheme="minorHAnsi"/>
+          <w:sz w:val="24"/>
+          <w:szCs w:val="24"/>
+        </w:rPr>
+      </w:pPr>
+      <w:r>
+        <w:rPr>
+          <w:rFonts w:asciiTheme="minorHAnsi" w:eastAsiaTheme="minorHAnsi" w:hAnsiTheme="minorHAnsi" w:cstheme="minorHAnsi"/>
           <w:sz w:val="4"/>
         </w:rPr>
       </w:r>
@@ -478,14 +478,14 @@
         <w:spacing w:after="40" w:line="259" w:lineRule="auto" w:before="0"/>
         <w:jc w:val="both"/>
         <w:rPr>
-          <w:rFonts w:ascii="Arial" w:hAnsi="Arial" w:cs="Arial"/>
-          <w:sz w:val="24"/>
-          <w:szCs w:val="24"/>
-        </w:rPr>
-      </w:pPr>
-      <w:r>
-        <w:rPr>
-          <w:rFonts w:ascii="Arial" w:hAnsi="Arial" w:cs="Arial" w:eastAsia="Arial"/>
+          <w:rFonts w:asciiTheme="minorHAnsi" w:eastAsiaTheme="minorHAnsi" w:hAnsiTheme="minorHAnsi" w:cstheme="minorHAnsi"/>
+          <w:sz w:val="24"/>
+          <w:szCs w:val="24"/>
+        </w:rPr>
+      </w:pPr>
+      <w:r>
+        <w:rPr>
+          <w:rFonts w:asciiTheme="minorHAnsi" w:eastAsiaTheme="minorHAnsi" w:hAnsiTheme="minorHAnsi" w:cstheme="minorHAnsi"/>
           <w:sz w:val="20"/>
           <w:szCs w:val="24"/>
         </w:rPr>
@@ -493,7 +493,7 @@
       </w:r>
       <w:r>
         <w:rPr>
-          <w:rFonts w:ascii="Arial" w:hAnsi="Arial" w:cs="Arial" w:eastAsia="Arial"/>
+          <w:rFonts w:asciiTheme="minorHAnsi" w:eastAsiaTheme="minorHAnsi" w:hAnsiTheme="minorHAnsi" w:cstheme="minorHAnsi"/>
           <w:b/>
           <w:sz w:val="20"/>
           <w:szCs w:val="24"/>
@@ -502,7 +502,7 @@
       </w:r>
       <w:r>
         <w:rPr>
-          <w:rFonts w:ascii="Arial" w:hAnsi="Arial" w:cs="Arial" w:eastAsia="Arial"/>
+          <w:rFonts w:asciiTheme="minorHAnsi" w:eastAsiaTheme="minorHAnsi" w:hAnsiTheme="minorHAnsi" w:cstheme="minorHAnsi"/>
           <w:sz w:val="20"/>
           <w:szCs w:val="24"/>
         </w:rPr>
@@ -510,7 +510,7 @@
       </w:r>
       <w:r>
         <w:rPr>
-          <w:rFonts w:ascii="Arial" w:hAnsi="Arial" w:cs="Arial" w:eastAsia="Arial"/>
+          <w:rFonts w:asciiTheme="minorHAnsi" w:eastAsiaTheme="minorHAnsi" w:hAnsiTheme="minorHAnsi" w:cstheme="minorHAnsi"/>
           <w:b/>
           <w:sz w:val="20"/>
           <w:szCs w:val="24"/>
@@ -519,7 +519,7 @@
       </w:r>
       <w:r>
         <w:rPr>
-          <w:rFonts w:ascii="Arial" w:hAnsi="Arial" w:cs="Arial" w:eastAsia="Arial"/>
+          <w:rFonts w:asciiTheme="minorHAnsi" w:eastAsiaTheme="minorHAnsi" w:hAnsiTheme="minorHAnsi" w:cstheme="minorHAnsi"/>
           <w:sz w:val="20"/>
           <w:szCs w:val="24"/>
         </w:rPr>
@@ -527,7 +527,7 @@
       </w:r>
       <w:r>
         <w:rPr>
-          <w:rFonts w:ascii="Arial" w:hAnsi="Arial" w:cs="Arial" w:eastAsia="Arial"/>
+          <w:rFonts w:asciiTheme="minorHAnsi" w:eastAsiaTheme="minorHAnsi" w:hAnsiTheme="minorHAnsi" w:cstheme="minorHAnsi"/>
           <w:b/>
           <w:sz w:val="20"/>
           <w:szCs w:val="24"/>
@@ -536,7 +536,7 @@
       </w:r>
       <w:r>
         <w:rPr>
-          <w:rFonts w:ascii="Arial" w:hAnsi="Arial" w:cs="Arial" w:eastAsia="Arial"/>
+          <w:rFonts w:asciiTheme="minorHAnsi" w:eastAsiaTheme="minorHAnsi" w:hAnsiTheme="minorHAnsi" w:cstheme="minorHAnsi"/>
           <w:sz w:val="20"/>
           <w:szCs w:val="24"/>
         </w:rPr>
@@ -544,7 +544,7 @@
       </w:r>
       <w:r>
         <w:rPr>
-          <w:rFonts w:ascii="Arial" w:hAnsi="Arial" w:cs="Arial" w:eastAsia="Arial"/>
+          <w:rFonts w:asciiTheme="minorHAnsi" w:eastAsiaTheme="minorHAnsi" w:hAnsiTheme="minorHAnsi" w:cstheme="minorHAnsi"/>
           <w:b/>
           <w:sz w:val="20"/>
           <w:szCs w:val="24"/>
@@ -553,7 +553,7 @@
       </w:r>
       <w:r>
         <w:rPr>
-          <w:rFonts w:ascii="Arial" w:hAnsi="Arial" w:cs="Arial" w:eastAsia="Arial"/>
+          <w:rFonts w:asciiTheme="minorHAnsi" w:eastAsiaTheme="minorHAnsi" w:hAnsiTheme="minorHAnsi" w:cstheme="minorHAnsi"/>
           <w:sz w:val="20"/>
           <w:szCs w:val="24"/>
         </w:rPr>
@@ -561,7 +561,7 @@
       </w:r>
       <w:r>
         <w:rPr>
-          <w:rFonts w:ascii="Arial" w:hAnsi="Arial" w:cs="Arial" w:eastAsia="Arial"/>
+          <w:rFonts w:asciiTheme="minorHAnsi" w:eastAsiaTheme="minorHAnsi" w:hAnsiTheme="minorHAnsi" w:cstheme="minorHAnsi"/>
           <w:sz w:val="20"/>
           <w:szCs w:val="24"/>
         </w:rPr>
@@ -574,7 +574,7 @@
         <w:spacing w:after="40" w:line="259" w:lineRule="auto" w:before="0"/>
         <w:jc w:val="both"/>
         <w:rPr>
-          <w:rFonts w:ascii="Arial" w:hAnsi="Arial" w:cs="Arial"/>
+          <w:rFonts w:asciiTheme="minorHAnsi" w:eastAsiaTheme="minorHAnsi" w:hAnsiTheme="minorHAnsi" w:cstheme="minorHAnsi"/>
           <w:sz w:val="24"/>
           <w:szCs w:val="24"/>
         </w:rPr>
@@ -582,23 +582,23 @@
       <w:proofErr w:type="gramStart"/>
       <w:r>
         <w:rPr>
-          <w:rFonts w:ascii="Arial" w:hAnsi="Arial" w:cs="Arial" w:eastAsia="Arial"/>
-          <w:sz w:val="20"/>
-          <w:szCs w:val="24"/>
+          <w:rFonts w:asciiTheme="minorHAnsi" w:eastAsiaTheme="minorHAnsi" w:hAnsiTheme="minorHAnsi" w:cstheme="minorHAnsi"/>
+          <w:sz w:val="20"/>
+          <w:szCs w:val="20"/>
         </w:rPr>
         <w:t>de placas: {moto_placa}</w:t>
       </w:r>
       <w:proofErr w:type="gramEnd"/>
       <w:r>
         <w:rPr>
-          <w:rFonts w:ascii="Arial" w:hAnsi="Arial" w:cs="Arial" w:eastAsia="Arial"/>
-          <w:sz w:val="20"/>
-          <w:szCs w:val="24"/>
-        </w:rPr>
-      </w:r>
-      <w:r>
-        <w:rPr>
-          <w:rFonts w:ascii="Arial" w:hAnsi="Arial" w:cs="Arial" w:eastAsia="Arial"/>
+          <w:rFonts w:asciiTheme="minorHAnsi" w:eastAsiaTheme="minorHAnsi" w:hAnsiTheme="minorHAnsi" w:cstheme="minorHAnsi"/>
+          <w:sz w:val="20"/>
+          <w:szCs w:val="24"/>
+        </w:rPr>
+      </w:r>
+      <w:r>
+        <w:rPr>
+          <w:rFonts w:asciiTheme="minorHAnsi" w:eastAsiaTheme="minorHAnsi" w:hAnsiTheme="minorHAnsi" w:cstheme="minorHAnsi"/>
           <w:b/>
           <w:sz w:val="20"/>
           <w:szCs w:val="24"/>
@@ -611,7 +611,7 @@
         <w:spacing w:after="40" w:line="259" w:lineRule="auto" w:before="0"/>
         <w:jc w:val="both"/>
         <w:rPr>
-          <w:rFonts w:ascii="Arial" w:hAnsi="Arial" w:cs="Arial"/>
+          <w:rFonts w:asciiTheme="minorHAnsi" w:eastAsiaTheme="minorHAnsi" w:hAnsiTheme="minorHAnsi" w:cstheme="minorHAnsi"/>
           <w:sz w:val="24"/>
           <w:szCs w:val="24"/>
         </w:rPr>
@@ -619,7 +619,7 @@
       <w:proofErr w:type="gramStart"/>
       <w:r>
         <w:rPr>
-          <w:rFonts w:ascii="Arial" w:hAnsi="Arial" w:cs="Arial" w:eastAsia="Arial"/>
+          <w:rFonts w:asciiTheme="minorHAnsi" w:eastAsiaTheme="minorHAnsi" w:hAnsiTheme="minorHAnsi" w:cstheme="minorHAnsi"/>
           <w:sz w:val="20"/>
           <w:szCs w:val="24"/>
         </w:rPr>
@@ -628,45 +628,45 @@
       <w:proofErr w:type="gramEnd"/>
       <w:r>
         <w:rPr>
-          <w:rFonts w:ascii="Arial" w:hAnsi="Arial" w:cs="Arial" w:eastAsia="Arial"/>
-          <w:sz w:val="20"/>
-          <w:szCs w:val="24"/>
-        </w:rPr>
-      </w:r>
-      <w:r>
-        <w:rPr>
-          <w:rFonts w:ascii="Arial" w:hAnsi="Arial" w:cs="Arial" w:eastAsia="Arial"/>
-          <w:sz w:val="20"/>
-          <w:szCs w:val="24"/>
-        </w:rPr>
-      </w:r>
-      <w:r>
-        <w:rPr>
-          <w:rFonts w:ascii="Arial" w:hAnsi="Arial" w:cs="Arial" w:eastAsia="Arial"/>
-          <w:b/>
-          <w:sz w:val="20"/>
-          <w:szCs w:val="24"/>
-        </w:rPr>
-      </w:r>
-      <w:r>
-        <w:rPr>
-          <w:rFonts w:ascii="Arial" w:hAnsi="Arial" w:cs="Arial" w:eastAsia="Arial"/>
-          <w:b/>
-          <w:sz w:val="20"/>
-          <w:szCs w:val="24"/>
-        </w:rPr>
-      </w:r>
-      <w:r>
-        <w:rPr>
-          <w:rFonts w:ascii="Arial" w:hAnsi="Arial" w:cs="Arial" w:eastAsia="Arial"/>
-          <w:b/>
-          <w:sz w:val="20"/>
-          <w:szCs w:val="24"/>
-        </w:rPr>
-      </w:r>
-      <w:r>
-        <w:rPr>
-          <w:rFonts w:ascii="Arial" w:hAnsi="Arial" w:cs="Arial" w:eastAsia="Arial"/>
+          <w:rFonts w:asciiTheme="minorHAnsi" w:eastAsiaTheme="minorHAnsi" w:hAnsiTheme="minorHAnsi" w:cstheme="minorHAnsi"/>
+          <w:sz w:val="20"/>
+          <w:szCs w:val="24"/>
+        </w:rPr>
+      </w:r>
+      <w:r>
+        <w:rPr>
+          <w:rFonts w:asciiTheme="minorHAnsi" w:eastAsiaTheme="minorHAnsi" w:hAnsiTheme="minorHAnsi" w:cstheme="minorHAnsi"/>
+          <w:sz w:val="20"/>
+          <w:szCs w:val="24"/>
+        </w:rPr>
+      </w:r>
+      <w:r>
+        <w:rPr>
+          <w:rFonts w:asciiTheme="minorHAnsi" w:eastAsiaTheme="minorHAnsi" w:hAnsiTheme="minorHAnsi" w:cstheme="minorHAnsi"/>
+          <w:b/>
+          <w:sz w:val="20"/>
+          <w:szCs w:val="24"/>
+        </w:rPr>
+      </w:r>
+      <w:r>
+        <w:rPr>
+          <w:rFonts w:asciiTheme="minorHAnsi" w:eastAsiaTheme="minorHAnsi" w:hAnsiTheme="minorHAnsi" w:cstheme="minorHAnsi"/>
+          <w:b/>
+          <w:sz w:val="20"/>
+          <w:szCs w:val="24"/>
+        </w:rPr>
+      </w:r>
+      <w:r>
+        <w:rPr>
+          <w:rFonts w:asciiTheme="minorHAnsi" w:eastAsiaTheme="minorHAnsi" w:hAnsiTheme="minorHAnsi" w:cstheme="minorHAnsi"/>
+          <w:b/>
+          <w:sz w:val="20"/>
+          <w:szCs w:val="24"/>
+        </w:rPr>
+      </w:r>
+      <w:r>
+        <w:rPr>
+          <w:rFonts w:asciiTheme="minorHAnsi" w:eastAsiaTheme="minorHAnsi" w:hAnsiTheme="minorHAnsi" w:cstheme="minorHAnsi"/>
           <w:b/>
           <w:sz w:val="20"/>
           <w:szCs w:val="24"/>
@@ -679,7 +679,7 @@
         <w:spacing w:after="40" w:line="259" w:lineRule="auto" w:before="0"/>
         <w:jc w:val="both"/>
         <w:rPr>
-          <w:rFonts w:ascii="Arial" w:hAnsi="Arial" w:cs="Arial"/>
+          <w:rFonts w:asciiTheme="minorHAnsi" w:eastAsiaTheme="minorHAnsi" w:hAnsiTheme="minorHAnsi" w:cstheme="minorHAnsi"/>
           <w:sz w:val="24"/>
           <w:szCs w:val="24"/>
         </w:rPr>
@@ -687,7 +687,7 @@
       <w:proofErr w:type="gramStart"/>
       <w:r>
         <w:rPr>
-          <w:rFonts w:ascii="Arial" w:hAnsi="Arial" w:cs="Arial" w:eastAsia="Arial"/>
+          <w:rFonts w:asciiTheme="minorHAnsi" w:eastAsiaTheme="minorHAnsi" w:hAnsiTheme="minorHAnsi" w:cstheme="minorHAnsi"/>
           <w:sz w:val="20"/>
           <w:szCs w:val="24"/>
         </w:rPr>
@@ -696,54 +696,54 @@
       <w:proofErr w:type="gramEnd"/>
       <w:r>
         <w:rPr>
-          <w:rFonts w:ascii="Arial" w:hAnsi="Arial" w:cs="Arial" w:eastAsia="Arial"/>
-          <w:sz w:val="20"/>
-          <w:szCs w:val="24"/>
-        </w:rPr>
-      </w:r>
-      <w:r>
-        <w:rPr>
-          <w:rFonts w:ascii="Arial" w:hAnsi="Arial" w:cs="Arial" w:eastAsia="Arial"/>
-          <w:b/>
-          <w:sz w:val="20"/>
-          <w:szCs w:val="24"/>
-        </w:rPr>
-      </w:r>
-      <w:r>
-        <w:rPr>
-          <w:rFonts w:ascii="Arial" w:hAnsi="Arial" w:cs="Arial" w:eastAsia="Arial"/>
-          <w:b/>
-          <w:sz w:val="20"/>
-          <w:szCs w:val="24"/>
-        </w:rPr>
-      </w:r>
-      <w:r>
-        <w:rPr>
-          <w:rFonts w:ascii="Arial" w:hAnsi="Arial" w:cs="Arial" w:eastAsia="Arial"/>
-          <w:b/>
-          <w:sz w:val="20"/>
-          <w:szCs w:val="24"/>
-        </w:rPr>
-      </w:r>
-      <w:r>
-        <w:rPr>
-          <w:rFonts w:ascii="Arial" w:hAnsi="Arial" w:cs="Arial" w:eastAsia="Arial"/>
-          <w:b/>
-          <w:sz w:val="20"/>
-          <w:szCs w:val="24"/>
-        </w:rPr>
-      </w:r>
-      <w:r>
-        <w:rPr>
-          <w:rFonts w:ascii="Arial" w:hAnsi="Arial" w:cs="Arial" w:eastAsia="Arial"/>
-          <w:b/>
-          <w:sz w:val="20"/>
-          <w:szCs w:val="24"/>
-        </w:rPr>
-      </w:r>
-      <w:r>
-        <w:rPr>
-          <w:rFonts w:ascii="Arial" w:hAnsi="Arial" w:cs="Arial" w:eastAsia="Arial"/>
+          <w:rFonts w:asciiTheme="minorHAnsi" w:eastAsiaTheme="minorHAnsi" w:hAnsiTheme="minorHAnsi" w:cstheme="minorHAnsi"/>
+          <w:sz w:val="20"/>
+          <w:szCs w:val="24"/>
+        </w:rPr>
+      </w:r>
+      <w:r>
+        <w:rPr>
+          <w:rFonts w:asciiTheme="minorHAnsi" w:eastAsiaTheme="minorHAnsi" w:hAnsiTheme="minorHAnsi" w:cstheme="minorHAnsi"/>
+          <w:b/>
+          <w:sz w:val="20"/>
+          <w:szCs w:val="24"/>
+        </w:rPr>
+      </w:r>
+      <w:r>
+        <w:rPr>
+          <w:rFonts w:asciiTheme="minorHAnsi" w:eastAsiaTheme="minorHAnsi" w:hAnsiTheme="minorHAnsi" w:cstheme="minorHAnsi"/>
+          <w:b/>
+          <w:sz w:val="20"/>
+          <w:szCs w:val="24"/>
+        </w:rPr>
+      </w:r>
+      <w:r>
+        <w:rPr>
+          <w:rFonts w:asciiTheme="minorHAnsi" w:eastAsiaTheme="minorHAnsi" w:hAnsiTheme="minorHAnsi" w:cstheme="minorHAnsi"/>
+          <w:b/>
+          <w:sz w:val="20"/>
+          <w:szCs w:val="24"/>
+        </w:rPr>
+      </w:r>
+      <w:r>
+        <w:rPr>
+          <w:rFonts w:asciiTheme="minorHAnsi" w:eastAsiaTheme="minorHAnsi" w:hAnsiTheme="minorHAnsi" w:cstheme="minorHAnsi"/>
+          <w:b/>
+          <w:sz w:val="20"/>
+          <w:szCs w:val="24"/>
+        </w:rPr>
+      </w:r>
+      <w:r>
+        <w:rPr>
+          <w:rFonts w:asciiTheme="minorHAnsi" w:eastAsiaTheme="minorHAnsi" w:hAnsiTheme="minorHAnsi" w:cstheme="minorHAnsi"/>
+          <w:b/>
+          <w:sz w:val="20"/>
+          <w:szCs w:val="24"/>
+        </w:rPr>
+      </w:r>
+      <w:r>
+        <w:rPr>
+          <w:rFonts w:asciiTheme="minorHAnsi" w:eastAsiaTheme="minorHAnsi" w:hAnsiTheme="minorHAnsi" w:cstheme="minorHAnsi"/>
           <w:b/>
           <w:sz w:val="20"/>
           <w:szCs w:val="24"/>
@@ -756,7 +756,7 @@
         <w:spacing w:after="40" w:line="259" w:lineRule="auto" w:before="0"/>
         <w:jc w:val="both"/>
         <w:rPr>
-          <w:rFonts w:ascii="Arial" w:hAnsi="Arial" w:cs="Arial"/>
+          <w:rFonts w:asciiTheme="minorHAnsi" w:eastAsiaTheme="minorHAnsi" w:hAnsiTheme="minorHAnsi" w:cstheme="minorHAnsi"/>
           <w:sz w:val="24"/>
           <w:szCs w:val="24"/>
         </w:rPr>
@@ -764,23 +764,23 @@
       <w:proofErr w:type="gramStart"/>
       <w:r>
         <w:rPr>
-          <w:rFonts w:ascii="Arial" w:hAnsi="Arial" w:cs="Arial" w:eastAsia="Arial"/>
-          <w:sz w:val="20"/>
-          <w:szCs w:val="24"/>
+          <w:rFonts w:asciiTheme="minorHAnsi" w:eastAsiaTheme="minorHAnsi" w:hAnsiTheme="minorHAnsi" w:cstheme="minorHAnsi"/>
+          <w:sz w:val="20"/>
+          <w:szCs w:val="20"/>
         </w:rPr>
         <w:t>cor: {moto_cor}</w:t>
       </w:r>
       <w:proofErr w:type="gramEnd"/>
       <w:r>
         <w:rPr>
-          <w:rFonts w:ascii="Arial" w:hAnsi="Arial" w:cs="Arial" w:eastAsia="Arial"/>
-          <w:sz w:val="20"/>
-          <w:szCs w:val="24"/>
-        </w:rPr>
-      </w:r>
-      <w:r>
-        <w:rPr>
-          <w:rFonts w:ascii="Arial" w:hAnsi="Arial" w:cs="Arial" w:eastAsia="Arial"/>
+          <w:rFonts w:asciiTheme="minorHAnsi" w:eastAsiaTheme="minorHAnsi" w:hAnsiTheme="minorHAnsi" w:cstheme="minorHAnsi"/>
+          <w:sz w:val="20"/>
+          <w:szCs w:val="24"/>
+        </w:rPr>
+      </w:r>
+      <w:r>
+        <w:rPr>
+          <w:rFonts w:asciiTheme="minorHAnsi" w:eastAsiaTheme="minorHAnsi" w:hAnsiTheme="minorHAnsi" w:cstheme="minorHAnsi"/>
           <w:b/>
           <w:sz w:val="20"/>
           <w:szCs w:val="24"/>
@@ -793,14 +793,14 @@
         <w:spacing w:after="40" w:line="259" w:lineRule="auto" w:before="0"/>
         <w:jc w:val="both"/>
         <w:rPr>
-          <w:rFonts w:ascii="Arial" w:hAnsi="Arial" w:cs="Arial"/>
-          <w:sz w:val="24"/>
-          <w:szCs w:val="24"/>
-        </w:rPr>
-      </w:pPr>
-      <w:r>
-        <w:rPr>
-          <w:rFonts w:ascii="Arial" w:hAnsi="Arial" w:cs="Arial" w:eastAsia="Arial"/>
+          <w:rFonts w:asciiTheme="minorHAnsi" w:eastAsiaTheme="minorHAnsi" w:hAnsiTheme="minorHAnsi" w:cstheme="minorHAnsi"/>
+          <w:sz w:val="24"/>
+          <w:szCs w:val="24"/>
+        </w:rPr>
+      </w:pPr>
+      <w:r>
+        <w:rPr>
+          <w:rFonts w:asciiTheme="minorHAnsi" w:eastAsiaTheme="minorHAnsi" w:hAnsiTheme="minorHAnsi" w:cstheme="minorHAnsi"/>
           <w:sz w:val="20"/>
           <w:szCs w:val="24"/>
         </w:rPr>
@@ -808,21 +808,21 @@
       </w:r>
       <w:r>
         <w:rPr>
-          <w:rFonts w:ascii="Arial" w:hAnsi="Arial" w:cs="Arial" w:eastAsia="Arial"/>
-          <w:sz w:val="20"/>
-          <w:szCs w:val="24"/>
-        </w:rPr>
-      </w:r>
-      <w:r>
-        <w:rPr>
-          <w:rFonts w:ascii="Arial" w:hAnsi="Arial" w:cs="Arial" w:eastAsia="Arial"/>
-          <w:sz w:val="20"/>
-          <w:szCs w:val="24"/>
-        </w:rPr>
-      </w:r>
-      <w:r>
-        <w:rPr>
-          <w:rFonts w:ascii="Arial" w:hAnsi="Arial" w:cs="Arial" w:eastAsia="Arial"/>
+          <w:rFonts w:asciiTheme="minorHAnsi" w:eastAsiaTheme="minorHAnsi" w:hAnsiTheme="minorHAnsi" w:cstheme="minorHAnsi"/>
+          <w:sz w:val="20"/>
+          <w:szCs w:val="24"/>
+        </w:rPr>
+      </w:r>
+      <w:r>
+        <w:rPr>
+          <w:rFonts w:asciiTheme="minorHAnsi" w:eastAsiaTheme="minorHAnsi" w:hAnsiTheme="minorHAnsi" w:cstheme="minorHAnsi"/>
+          <w:sz w:val="20"/>
+          <w:szCs w:val="24"/>
+        </w:rPr>
+      </w:r>
+      <w:r>
+        <w:rPr>
+          <w:rFonts w:asciiTheme="minorHAnsi" w:eastAsiaTheme="minorHAnsi" w:hAnsiTheme="minorHAnsi" w:cstheme="minorHAnsi"/>
           <w:b/>
           <w:sz w:val="20"/>
           <w:szCs w:val="24"/>
@@ -835,14 +835,14 @@
         <w:spacing w:after="40" w:line="259" w:lineRule="auto" w:before="0"/>
         <w:jc w:val="both"/>
         <w:rPr>
-          <w:rFonts w:ascii="Arial" w:hAnsi="Arial" w:cs="Arial"/>
-          <w:sz w:val="24"/>
-          <w:szCs w:val="24"/>
-        </w:rPr>
-      </w:pPr>
-      <w:r>
-        <w:rPr>
-          <w:rFonts w:ascii="Arial" w:hAnsi="Arial" w:cs="Arial" w:eastAsia="Arial"/>
+          <w:rFonts w:asciiTheme="minorHAnsi" w:eastAsiaTheme="minorHAnsi" w:hAnsiTheme="minorHAnsi" w:cstheme="minorHAnsi"/>
+          <w:sz w:val="24"/>
+          <w:szCs w:val="24"/>
+        </w:rPr>
+      </w:pPr>
+      <w:r>
+        <w:rPr>
+          <w:rFonts w:asciiTheme="minorHAnsi" w:eastAsiaTheme="minorHAnsi" w:hAnsiTheme="minorHAnsi" w:cstheme="minorHAnsi"/>
           <w:sz w:val="20"/>
           <w:szCs w:val="24"/>
         </w:rPr>
@@ -850,21 +850,21 @@
       </w:r>
       <w:r>
         <w:rPr>
-          <w:rFonts w:ascii="Arial" w:hAnsi="Arial" w:cs="Arial" w:eastAsia="Arial"/>
-          <w:sz w:val="20"/>
-          <w:szCs w:val="24"/>
-        </w:rPr>
-      </w:r>
-      <w:r>
-        <w:rPr>
-          <w:rFonts w:ascii="Arial" w:hAnsi="Arial" w:cs="Arial" w:eastAsia="Arial"/>
-          <w:sz w:val="20"/>
-          <w:szCs w:val="24"/>
-        </w:rPr>
-      </w:r>
-      <w:r>
-        <w:rPr>
-          <w:rFonts w:ascii="Arial" w:hAnsi="Arial" w:cs="Arial" w:eastAsia="Arial"/>
+          <w:rFonts w:asciiTheme="minorHAnsi" w:eastAsiaTheme="minorHAnsi" w:hAnsiTheme="minorHAnsi" w:cstheme="minorHAnsi"/>
+          <w:sz w:val="20"/>
+          <w:szCs w:val="24"/>
+        </w:rPr>
+      </w:r>
+      <w:r>
+        <w:rPr>
+          <w:rFonts w:asciiTheme="minorHAnsi" w:eastAsiaTheme="minorHAnsi" w:hAnsiTheme="minorHAnsi" w:cstheme="minorHAnsi"/>
+          <w:sz w:val="20"/>
+          <w:szCs w:val="24"/>
+        </w:rPr>
+      </w:r>
+      <w:r>
+        <w:rPr>
+          <w:rFonts w:asciiTheme="minorHAnsi" w:eastAsiaTheme="minorHAnsi" w:hAnsiTheme="minorHAnsi" w:cstheme="minorHAnsi"/>
           <w:b/>
           <w:sz w:val="20"/>
           <w:szCs w:val="24"/>
@@ -877,14 +877,14 @@
         <w:spacing w:after="40" w:line="259" w:lineRule="auto" w:before="0"/>
         <w:jc w:val="both"/>
         <w:rPr>
-          <w:rFonts w:ascii="Arial" w:hAnsi="Arial" w:cs="Arial"/>
-          <w:sz w:val="24"/>
-          <w:szCs w:val="24"/>
-        </w:rPr>
-      </w:pPr>
-      <w:r>
-        <w:rPr>
-          <w:rFonts w:ascii="Arial" w:hAnsi="Arial" w:cs="Arial" w:eastAsia="Arial"/>
+          <w:rFonts w:asciiTheme="minorHAnsi" w:eastAsiaTheme="minorHAnsi" w:hAnsiTheme="minorHAnsi" w:cstheme="minorHAnsi"/>
+          <w:sz w:val="24"/>
+          <w:szCs w:val="24"/>
+        </w:rPr>
+      </w:pPr>
+      <w:r>
+        <w:rPr>
+          <w:rFonts w:asciiTheme="minorHAnsi" w:eastAsiaTheme="minorHAnsi" w:hAnsiTheme="minorHAnsi" w:cstheme="minorHAnsi"/>
           <w:sz w:val="20"/>
           <w:szCs w:val="24"/>
         </w:rPr>
@@ -892,7 +892,7 @@
       </w:r>
       <w:r>
         <w:rPr>
-          <w:rFonts w:ascii="Arial" w:hAnsi="Arial" w:cs="Arial" w:eastAsia="Arial"/>
+          <w:rFonts w:asciiTheme="minorHAnsi" w:eastAsiaTheme="minorHAnsi" w:hAnsiTheme="minorHAnsi" w:cstheme="minorHAnsi"/>
           <w:sz w:val="20"/>
           <w:szCs w:val="24"/>
         </w:rPr>
@@ -905,14 +905,14 @@
         <w:spacing w:after="0" w:line="40" w:lineRule="exact" w:before="0"/>
         <w:jc w:val="both"/>
         <w:rPr>
-          <w:rFonts w:ascii="Arial" w:hAnsi="Arial" w:cs="Arial"/>
-          <w:sz w:val="24"/>
-          <w:szCs w:val="24"/>
-        </w:rPr>
-      </w:pPr>
-      <w:r>
-        <w:rPr>
-          <w:rFonts w:ascii="Arial" w:hAnsi="Arial" w:eastAsia="Arial" w:cs="Arial"/>
+          <w:rFonts w:asciiTheme="minorHAnsi" w:eastAsiaTheme="minorHAnsi" w:hAnsiTheme="minorHAnsi" w:cstheme="minorHAnsi"/>
+          <w:sz w:val="24"/>
+          <w:szCs w:val="24"/>
+        </w:rPr>
+      </w:pPr>
+      <w:r>
+        <w:rPr>
+          <w:rFonts w:asciiTheme="minorHAnsi" w:eastAsiaTheme="minorHAnsi" w:hAnsiTheme="minorHAnsi" w:cstheme="minorHAnsi"/>
           <w:sz w:val="4"/>
         </w:rPr>
       </w:r>
@@ -923,14 +923,14 @@
         <w:spacing w:after="40" w:line="259" w:lineRule="auto" w:before="0"/>
         <w:jc w:val="both"/>
         <w:rPr>
-          <w:rFonts w:ascii="Arial" w:hAnsi="Arial" w:cs="Arial"/>
-          <w:sz w:val="24"/>
-          <w:szCs w:val="24"/>
-        </w:rPr>
-      </w:pPr>
-      <w:r>
-        <w:rPr>
-          <w:rFonts w:ascii="Arial" w:hAnsi="Arial" w:cs="Arial" w:eastAsia="Arial"/>
+          <w:rFonts w:asciiTheme="minorHAnsi" w:eastAsiaTheme="minorHAnsi" w:hAnsiTheme="minorHAnsi" w:cstheme="minorHAnsi"/>
+          <w:sz w:val="24"/>
+          <w:szCs w:val="24"/>
+        </w:rPr>
+      </w:pPr>
+      <w:r>
+        <w:rPr>
+          <w:rFonts w:asciiTheme="minorHAnsi" w:eastAsiaTheme="minorHAnsi" w:hAnsiTheme="minorHAnsi" w:cstheme="minorHAnsi"/>
           <w:sz w:val="20"/>
           <w:szCs w:val="24"/>
         </w:rPr>
@@ -943,14 +943,14 @@
         <w:spacing w:after="0" w:line="40" w:lineRule="exact" w:before="0"/>
         <w:jc w:val="both"/>
         <w:rPr>
-          <w:rFonts w:ascii="Arial" w:hAnsi="Arial" w:cs="Arial"/>
-          <w:sz w:val="24"/>
-          <w:szCs w:val="24"/>
-        </w:rPr>
-      </w:pPr>
-      <w:r>
-        <w:rPr>
-          <w:rFonts w:ascii="Arial" w:hAnsi="Arial" w:eastAsia="Arial" w:cs="Arial"/>
+          <w:rFonts w:asciiTheme="minorHAnsi" w:eastAsiaTheme="minorHAnsi" w:hAnsiTheme="minorHAnsi" w:cstheme="minorHAnsi"/>
+          <w:sz w:val="24"/>
+          <w:szCs w:val="24"/>
+        </w:rPr>
+      </w:pPr>
+      <w:r>
+        <w:rPr>
+          <w:rFonts w:asciiTheme="minorHAnsi" w:eastAsiaTheme="minorHAnsi" w:hAnsiTheme="minorHAnsi" w:cstheme="minorHAnsi"/>
           <w:sz w:val="4"/>
         </w:rPr>
       </w:r>
@@ -961,14 +961,14 @@
         <w:spacing w:after="40" w:line="259" w:lineRule="auto" w:before="0"/>
         <w:jc w:val="both"/>
         <w:rPr>
-          <w:rFonts w:ascii="Arial" w:hAnsi="Arial" w:cs="Arial"/>
-          <w:sz w:val="24"/>
-          <w:szCs w:val="24"/>
-        </w:rPr>
-      </w:pPr>
-      <w:r>
-        <w:rPr>
-          <w:rFonts w:ascii="Arial" w:hAnsi="Arial" w:eastAsia="Arial" w:cs="Arial"/>
+          <w:rFonts w:asciiTheme="minorHAnsi" w:eastAsiaTheme="minorHAnsi" w:hAnsiTheme="minorHAnsi" w:cstheme="minorHAnsi"/>
+          <w:sz w:val="24"/>
+          <w:szCs w:val="24"/>
+        </w:rPr>
+      </w:pPr>
+      <w:r>
+        <w:rPr>
+          <w:rFonts w:asciiTheme="minorHAnsi" w:eastAsiaTheme="minorHAnsi" w:hAnsiTheme="minorHAnsi" w:cstheme="minorHAnsi"/>
           <w:sz w:val="20"/>
         </w:rPr>
         <w:t>São José dos Campos, {data_extenso} às {hora_documento} hs.</w:t>
@@ -980,7 +980,7 @@
         <w:spacing w:after="0" w:line="40" w:lineRule="exact" w:before="0"/>
         <w:jc w:val="both"/>
         <w:rPr>
-          <w:rFonts w:ascii="Arial" w:hAnsi="Arial" w:cs="Arial"/>
+          <w:rFonts w:asciiTheme="minorHAnsi" w:eastAsiaTheme="minorHAnsi" w:hAnsiTheme="minorHAnsi" w:cstheme="minorHAnsi"/>
           <w:sz w:val="24"/>
           <w:szCs w:val="24"/>
         </w:rPr>
@@ -989,7 +989,7 @@
       <w:bookmarkEnd w:id="0"/>
       <w:r>
         <w:rPr>
-          <w:rFonts w:ascii="Arial" w:hAnsi="Arial" w:eastAsia="Arial" w:cs="Arial"/>
+          <w:rFonts w:asciiTheme="minorHAnsi" w:eastAsiaTheme="minorHAnsi" w:hAnsiTheme="minorHAnsi" w:cstheme="minorHAnsi"/>
           <w:sz w:val="4"/>
         </w:rPr>
       </w:r>
@@ -1000,14 +1000,14 @@
         <w:spacing w:after="0" w:line="40" w:lineRule="exact" w:before="0"/>
         <w:jc w:val="both"/>
         <w:rPr>
-          <w:rFonts w:ascii="Arial" w:hAnsi="Arial" w:cs="Arial"/>
-          <w:sz w:val="24"/>
-          <w:szCs w:val="24"/>
-        </w:rPr>
-      </w:pPr>
-      <w:r>
-        <w:rPr>
-          <w:rFonts w:ascii="Arial" w:hAnsi="Arial" w:eastAsia="Arial" w:cs="Arial"/>
+          <w:rFonts w:asciiTheme="minorHAnsi" w:eastAsiaTheme="minorHAnsi" w:hAnsiTheme="minorHAnsi" w:cstheme="minorHAnsi"/>
+          <w:sz w:val="24"/>
+          <w:szCs w:val="24"/>
+        </w:rPr>
+      </w:pPr>
+      <w:r>
+        <w:rPr>
+          <w:rFonts w:asciiTheme="minorHAnsi" w:eastAsiaTheme="minorHAnsi" w:hAnsiTheme="minorHAnsi" w:cstheme="minorHAnsi"/>
           <w:sz w:val="4"/>
         </w:rPr>
       </w:r>
@@ -1018,14 +1018,14 @@
         <w:spacing w:after="100" w:line="240" w:lineRule="auto" w:before="840"/>
         <w:jc w:val="left"/>
         <w:rPr>
-          <w:rFonts w:ascii="Arial" w:hAnsi="Arial" w:cs="Arial"/>
-          <w:sz w:val="24"/>
-          <w:szCs w:val="24"/>
-        </w:rPr>
-      </w:pPr>
-      <w:r>
-        <w:rPr>
-          <w:rFonts w:ascii="Arial" w:hAnsi="Arial" w:cs="Arial" w:eastAsia="Arial"/>
+          <w:rFonts w:asciiTheme="minorHAnsi" w:eastAsiaTheme="minorHAnsi" w:hAnsiTheme="minorHAnsi" w:cstheme="minorHAnsi"/>
+          <w:sz w:val="24"/>
+          <w:szCs w:val="24"/>
+        </w:rPr>
+      </w:pPr>
+      <w:r>
+        <w:rPr>
+          <w:rFonts w:asciiTheme="minorHAnsi" w:eastAsiaTheme="minorHAnsi" w:hAnsiTheme="minorHAnsi" w:cstheme="minorHAnsi"/>
           <w:sz w:val="20"/>
           <w:szCs w:val="24"/>
         </w:rPr>
@@ -1033,7 +1033,7 @@
       </w:r>
       <w:r>
         <w:rPr>
-          <w:rFonts w:ascii="Arial" w:hAnsi="Arial" w:cs="Arial" w:eastAsia="Arial"/>
+          <w:rFonts w:asciiTheme="minorHAnsi" w:eastAsiaTheme="minorHAnsi" w:hAnsiTheme="minorHAnsi" w:cstheme="minorHAnsi"/>
           <w:sz w:val="20"/>
           <w:szCs w:val="24"/>
         </w:rPr>
@@ -1041,7 +1041,7 @@
       </w:r>
       <w:r>
         <w:rPr>
-          <w:rFonts w:ascii="Arial" w:hAnsi="Arial" w:cs="Arial" w:eastAsia="Arial"/>
+          <w:rFonts w:asciiTheme="minorHAnsi" w:eastAsiaTheme="minorHAnsi" w:hAnsiTheme="minorHAnsi" w:cstheme="minorHAnsi"/>
           <w:sz w:val="20"/>
           <w:szCs w:val="24"/>
         </w:rPr>
@@ -1049,7 +1049,7 @@
       </w:r>
       <w:r>
         <w:rPr>
-          <w:rFonts w:ascii="Arial" w:hAnsi="Arial" w:cs="Arial" w:eastAsia="Arial"/>
+          <w:rFonts w:asciiTheme="minorHAnsi" w:eastAsiaTheme="minorHAnsi" w:hAnsiTheme="minorHAnsi" w:cstheme="minorHAnsi"/>
           <w:sz w:val="20"/>
           <w:szCs w:val="24"/>
         </w:rPr>
@@ -1057,7 +1057,7 @@
       </w:r>
       <w:r>
         <w:rPr>
-          <w:rFonts w:ascii="Arial" w:hAnsi="Arial" w:cs="Arial" w:eastAsia="Arial"/>
+          <w:rFonts w:asciiTheme="minorHAnsi" w:eastAsiaTheme="minorHAnsi" w:hAnsiTheme="minorHAnsi" w:cstheme="minorHAnsi"/>
           <w:sz w:val="20"/>
           <w:szCs w:val="24"/>
         </w:rPr>
@@ -1065,7 +1065,7 @@
       </w:r>
       <w:r>
         <w:rPr>
-          <w:rFonts w:ascii="Arial" w:hAnsi="Arial" w:cs="Arial" w:eastAsia="Arial"/>
+          <w:rFonts w:asciiTheme="minorHAnsi" w:eastAsiaTheme="minorHAnsi" w:hAnsiTheme="minorHAnsi" w:cstheme="minorHAnsi"/>
           <w:sz w:val="20"/>
           <w:szCs w:val="24"/>
         </w:rPr>
@@ -1078,14 +1078,14 @@
         <w:spacing w:after="0" w:line="240" w:lineRule="auto" w:before="0"/>
         <w:jc w:val="both"/>
         <w:rPr>
-          <w:rFonts w:ascii="Arial" w:hAnsi="Arial" w:cs="Arial"/>
-          <w:sz w:val="24"/>
-          <w:szCs w:val="24"/>
-        </w:rPr>
-      </w:pPr>
-      <w:r>
-        <w:rPr>
-          <w:rFonts w:ascii="Arial" w:hAnsi="Arial" w:cs="Arial" w:eastAsia="Arial"/>
+          <w:rFonts w:asciiTheme="minorHAnsi" w:eastAsiaTheme="minorHAnsi" w:hAnsiTheme="minorHAnsi" w:cstheme="minorHAnsi"/>
+          <w:sz w:val="24"/>
+          <w:szCs w:val="24"/>
+        </w:rPr>
+      </w:pPr>
+      <w:r>
+        <w:rPr>
+          <w:rFonts w:asciiTheme="minorHAnsi" w:eastAsiaTheme="minorHAnsi" w:hAnsiTheme="minorHAnsi" w:cstheme="minorHAnsi"/>
           <w:sz w:val="20"/>
           <w:szCs w:val="24"/>
         </w:rPr>
@@ -1107,7 +1107,7 @@
   <w:docDefaults>
     <w:rPrDefault>
       <w:rPr>
-        <w:rFonts w:asciiTheme="minorHAnsi" w:eastAsiaTheme="minorHAnsi" w:hAnsiTheme="minorHAnsi" w:cstheme="minorBidi"/>
+        <w:rFonts w:asciiTheme="minorHAnsi" w:eastAsiaTheme="minorHAnsi" w:hAnsiTheme="minorHAnsi" w:cstheme="minorHAnsi"/>
         <w:lang w:val="pt-BR" w:eastAsia="pt-BR" w:bidi="ar-SA"/>
       </w:rPr>
     </w:rPrDefault>
@@ -1490,9 +1490,9 @@
       <w:spacing w:after="160" w:line="259" w:lineRule="auto"/>
     </w:pPr>
     <w:rPr>
-      <w:rFonts w:ascii="Arial" w:hAnsi="Arial" w:eastAsia="Arial"/>
+      <w:rFonts w:asciiTheme="minorHAnsi" w:eastAsiaTheme="minorHAnsi" w:hAnsiTheme="minorHAnsi" w:cstheme="minorHAnsi"/>
       <w:sz w:val="20"/>
-      <w:szCs w:val="22"/>
+      <w:szCs w:val="20"/>
       <w:lang w:eastAsia="en-US"/>
     </w:rPr>
   </w:style>
@@ -1535,9 +1535,9 @@
       <w:spacing w:after="0" w:line="240" w:lineRule="auto"/>
     </w:pPr>
     <w:rPr>
-      <w:rFonts w:ascii="Segoe UI" w:hAnsi="Segoe UI" w:cs="Segoe UI"/>
-      <w:sz w:val="18"/>
-      <w:szCs w:val="18"/>
+      <w:rFonts w:asciiTheme="minorHAnsi" w:eastAsiaTheme="minorHAnsi" w:hAnsiTheme="minorHAnsi" w:cstheme="minorHAnsi"/>
+      <w:sz w:val="20"/>
+      <w:szCs w:val="20"/>
     </w:rPr>
   </w:style>
   <w:style w:type="character" w:customStyle="1" w:styleId="TextodebaloChar">
@@ -1548,9 +1548,9 @@
     <w:semiHidden/>
     <w:qFormat/>
     <w:rPr>
-      <w:rFonts w:ascii="Segoe UI" w:hAnsi="Segoe UI" w:cs="Segoe UI"/>
-      <w:sz w:val="18"/>
-      <w:szCs w:val="18"/>
+      <w:rFonts w:asciiTheme="minorHAnsi" w:eastAsiaTheme="minorHAnsi" w:hAnsiTheme="minorHAnsi" w:cstheme="minorHAnsi"/>
+      <w:sz w:val="20"/>
+      <w:szCs w:val="20"/>
     </w:rPr>
   </w:style>
 </w:styles>

--- a/public/templates/procuracao.docx
+++ b/public/templates/procuracao.docx
@@ -4,13 +4,13 @@
   <w:body>
     <w:p>
       <w:pPr>
-        <w:spacing w:before="0" w:after="20" w:line="240" w:lineRule="auto"/>
+        <w:spacing w:before="0" w:after="20" w:line="360" w:lineRule="auto"/>
         <w:jc w:val="center"/>
       </w:pPr>
       <w:r>
         <w:drawing>
           <wp:inline xmlns:a="http://schemas.openxmlformats.org/drawingml/2006/main" xmlns:pic="http://schemas.openxmlformats.org/drawingml/2006/picture">
-            <wp:extent cx="1800000" cy="669014"/>
+            <wp:extent cx="3315600" cy="1080000"/>
             <wp:docPr id="1" name="Picture 1"/>
             <wp:cNvGraphicFramePr>
               <a:graphicFrameLocks noChangeAspect="1"/>
@@ -31,7 +31,7 @@
                   <pic:spPr>
                     <a:xfrm>
                       <a:off x="0" y="0"/>
-                      <a:ext cx="1800000" cy="669014"/>
+                      <a:ext cx="3315600" cy="1080000"/>
                     </a:xfrm>
                     <a:prstGeom prst="rect"/>
                   </pic:spPr>
@@ -44,7 +44,7 @@
     </w:p>
     <w:p>
       <w:pPr>
-        <w:spacing w:before="0" w:after="0" w:line="240" w:lineRule="auto"/>
+        <w:spacing w:before="0" w:after="0" w:line="360" w:lineRule="auto"/>
         <w:jc w:val="center"/>
       </w:pPr>
       <w:r>
@@ -59,7 +59,7 @@
     </w:p>
     <w:p>
       <w:pPr>
-        <w:spacing w:before="0" w:after="0" w:line="240" w:lineRule="auto"/>
+        <w:spacing w:before="0" w:after="0" w:line="360" w:lineRule="auto"/>
         <w:jc w:val="center"/>
       </w:pPr>
       <w:r>
@@ -74,7 +74,7 @@
     </w:p>
     <w:p>
       <w:pPr>
-        <w:spacing w:before="0" w:after="0" w:line="240" w:lineRule="auto"/>
+        <w:spacing w:before="0" w:after="0" w:line="360" w:lineRule="auto"/>
         <w:jc w:val="center"/>
       </w:pPr>
       <w:r>
@@ -90,7 +90,7 @@
     <w:p>
       <w:pPr>
         <w:widowControl w:val="0"/>
-        <w:spacing w:after="100" w:line="240" w:lineRule="auto" w:before="80"/>
+        <w:spacing w:after="100" w:line="360" w:lineRule="auto" w:before="80"/>
         <w:jc w:val="center"/>
         <w:rPr>
           <w:rFonts w:asciiTheme="minorHAnsi" w:eastAsiaTheme="minorHAnsi" w:hAnsiTheme="minorHAnsi" w:cstheme="minorHAnsi"/>
@@ -112,7 +112,7 @@
     <w:p>
       <w:pPr>
         <w:widowControl w:val="0"/>
-        <w:spacing w:after="40" w:line="259" w:lineRule="auto" w:before="0"/>
+        <w:spacing w:after="40" w:line="360" w:lineRule="auto" w:before="0"/>
         <w:jc w:val="both"/>
         <w:rPr>
           <w:rFonts w:asciiTheme="minorHAnsi" w:eastAsiaTheme="minorHAnsi" w:hAnsiTheme="minorHAnsi" w:cstheme="minorHAnsi"/>
@@ -387,7 +387,7 @@
     <w:p>
       <w:pPr>
         <w:widowControl w:val="0"/>
-        <w:spacing w:after="40" w:line="259" w:lineRule="auto" w:before="0"/>
+        <w:spacing w:after="40" w:line="360" w:lineRule="auto" w:before="0"/>
         <w:jc w:val="both"/>
         <w:rPr>
           <w:rFonts w:asciiTheme="minorHAnsi" w:eastAsiaTheme="minorHAnsi" w:hAnsiTheme="minorHAnsi" w:cstheme="minorHAnsi"/>
@@ -475,7 +475,7 @@
     <w:p>
       <w:pPr>
         <w:widowControl w:val="0"/>
-        <w:spacing w:after="40" w:line="259" w:lineRule="auto" w:before="0"/>
+        <w:spacing w:after="40" w:line="360" w:lineRule="auto" w:before="0"/>
         <w:jc w:val="both"/>
         <w:rPr>
           <w:rFonts w:asciiTheme="minorHAnsi" w:eastAsiaTheme="minorHAnsi" w:hAnsiTheme="minorHAnsi" w:cstheme="minorHAnsi"/>
@@ -571,7 +571,7 @@
     <w:p>
       <w:pPr>
         <w:widowControl w:val="0"/>
-        <w:spacing w:after="40" w:line="259" w:lineRule="auto" w:before="0"/>
+        <w:spacing w:after="40" w:line="360" w:lineRule="auto" w:before="0"/>
         <w:jc w:val="both"/>
         <w:rPr>
           <w:rFonts w:asciiTheme="minorHAnsi" w:eastAsiaTheme="minorHAnsi" w:hAnsiTheme="minorHAnsi" w:cstheme="minorHAnsi"/>
@@ -608,7 +608,7 @@
     <w:p>
       <w:pPr>
         <w:widowControl w:val="0"/>
-        <w:spacing w:after="40" w:line="259" w:lineRule="auto" w:before="0"/>
+        <w:spacing w:after="40" w:line="360" w:lineRule="auto" w:before="0"/>
         <w:jc w:val="both"/>
         <w:rPr>
           <w:rFonts w:asciiTheme="minorHAnsi" w:eastAsiaTheme="minorHAnsi" w:hAnsiTheme="minorHAnsi" w:cstheme="minorHAnsi"/>
@@ -676,7 +676,7 @@
     <w:p>
       <w:pPr>
         <w:widowControl w:val="0"/>
-        <w:spacing w:after="40" w:line="259" w:lineRule="auto" w:before="0"/>
+        <w:spacing w:after="40" w:line="360" w:lineRule="auto" w:before="0"/>
         <w:jc w:val="both"/>
         <w:rPr>
           <w:rFonts w:asciiTheme="minorHAnsi" w:eastAsiaTheme="minorHAnsi" w:hAnsiTheme="minorHAnsi" w:cstheme="minorHAnsi"/>
@@ -753,7 +753,7 @@
     <w:p>
       <w:pPr>
         <w:widowControl w:val="0"/>
-        <w:spacing w:after="40" w:line="259" w:lineRule="auto" w:before="0"/>
+        <w:spacing w:after="40" w:line="360" w:lineRule="auto" w:before="0"/>
         <w:jc w:val="both"/>
         <w:rPr>
           <w:rFonts w:asciiTheme="minorHAnsi" w:eastAsiaTheme="minorHAnsi" w:hAnsiTheme="minorHAnsi" w:cstheme="minorHAnsi"/>
@@ -790,7 +790,7 @@
     <w:p>
       <w:pPr>
         <w:widowControl w:val="0"/>
-        <w:spacing w:after="40" w:line="259" w:lineRule="auto" w:before="0"/>
+        <w:spacing w:after="40" w:line="360" w:lineRule="auto" w:before="0"/>
         <w:jc w:val="both"/>
         <w:rPr>
           <w:rFonts w:asciiTheme="minorHAnsi" w:eastAsiaTheme="minorHAnsi" w:hAnsiTheme="minorHAnsi" w:cstheme="minorHAnsi"/>
@@ -832,7 +832,7 @@
     <w:p>
       <w:pPr>
         <w:widowControl w:val="0"/>
-        <w:spacing w:after="40" w:line="259" w:lineRule="auto" w:before="0"/>
+        <w:spacing w:after="40" w:line="360" w:lineRule="auto" w:before="0"/>
         <w:jc w:val="both"/>
         <w:rPr>
           <w:rFonts w:asciiTheme="minorHAnsi" w:eastAsiaTheme="minorHAnsi" w:hAnsiTheme="minorHAnsi" w:cstheme="minorHAnsi"/>
@@ -874,7 +874,7 @@
     <w:p>
       <w:pPr>
         <w:widowControl w:val="0"/>
-        <w:spacing w:after="40" w:line="259" w:lineRule="auto" w:before="0"/>
+        <w:spacing w:after="40" w:line="360" w:lineRule="auto" w:before="0"/>
         <w:jc w:val="both"/>
         <w:rPr>
           <w:rFonts w:asciiTheme="minorHAnsi" w:eastAsiaTheme="minorHAnsi" w:hAnsiTheme="minorHAnsi" w:cstheme="minorHAnsi"/>
@@ -920,7 +920,7 @@
     <w:p>
       <w:pPr>
         <w:widowControl w:val="0"/>
-        <w:spacing w:after="40" w:line="259" w:lineRule="auto" w:before="0"/>
+        <w:spacing w:after="40" w:line="360" w:lineRule="auto" w:before="0"/>
         <w:jc w:val="both"/>
         <w:rPr>
           <w:rFonts w:asciiTheme="minorHAnsi" w:eastAsiaTheme="minorHAnsi" w:hAnsiTheme="minorHAnsi" w:cstheme="minorHAnsi"/>
@@ -958,7 +958,7 @@
     <w:p>
       <w:pPr>
         <w:widowControl w:val="0"/>
-        <w:spacing w:after="40" w:line="259" w:lineRule="auto" w:before="0"/>
+        <w:spacing w:after="40" w:line="360" w:lineRule="auto" w:before="0"/>
         <w:jc w:val="both"/>
         <w:rPr>
           <w:rFonts w:asciiTheme="minorHAnsi" w:eastAsiaTheme="minorHAnsi" w:hAnsiTheme="minorHAnsi" w:cstheme="minorHAnsi"/>
@@ -1015,7 +1015,7 @@
     <w:p>
       <w:pPr>
         <w:widowControl w:val="0"/>
-        <w:spacing w:after="100" w:line="240" w:lineRule="auto" w:before="840"/>
+        <w:spacing w:after="100" w:line="360" w:lineRule="auto" w:before="840"/>
         <w:jc w:val="left"/>
         <w:rPr>
           <w:rFonts w:asciiTheme="minorHAnsi" w:eastAsiaTheme="minorHAnsi" w:hAnsiTheme="minorHAnsi" w:cstheme="minorHAnsi"/>
@@ -1075,7 +1075,7 @@
     <w:p>
       <w:pPr>
         <w:widowControl w:val="0"/>
-        <w:spacing w:after="0" w:line="240" w:lineRule="auto" w:before="0"/>
+        <w:spacing w:after="0" w:line="360" w:lineRule="auto" w:before="0"/>
         <w:jc w:val="both"/>
         <w:rPr>
           <w:rFonts w:asciiTheme="minorHAnsi" w:eastAsiaTheme="minorHAnsi" w:hAnsiTheme="minorHAnsi" w:cstheme="minorHAnsi"/>
@@ -1487,7 +1487,7 @@
     <w:name w:val="Normal"/>
     <w:qFormat/>
     <w:pPr>
-      <w:spacing w:after="160" w:line="259" w:lineRule="auto"/>
+      <w:spacing w:after="160" w:line="360" w:lineRule="auto"/>
     </w:pPr>
     <w:rPr>
       <w:rFonts w:asciiTheme="minorHAnsi" w:eastAsiaTheme="minorHAnsi" w:hAnsiTheme="minorHAnsi" w:cstheme="minorHAnsi"/>
@@ -1532,7 +1532,7 @@
     <w:unhideWhenUsed/>
     <w:qFormat/>
     <w:pPr>
-      <w:spacing w:after="0" w:line="240" w:lineRule="auto"/>
+      <w:spacing w:after="0" w:line="360" w:lineRule="auto"/>
     </w:pPr>
     <w:rPr>
       <w:rFonts w:asciiTheme="minorHAnsi" w:eastAsiaTheme="minorHAnsi" w:hAnsiTheme="minorHAnsi" w:cstheme="minorHAnsi"/>
